--- a/tdd/User Manual Template Tools L5.docx
+++ b/tdd/User Manual Template Tools L5.docx
@@ -249,13 +249,7 @@
         <w:rPr>
           <w:color w:val="404040" w:themeColor="text1" w:themeTint="BF"/>
         </w:rPr>
-        <w:t xml:space="preserve"> </w:t>
-      </w:r>
-      <w:r>
-        <w:rPr>
-          <w:color w:val="404040" w:themeColor="text1" w:themeTint="BF"/>
-        </w:rPr>
-        <w:t>Dynamic environmental tool</w:t>
+        <w:t xml:space="preserve"> Dynamic environmental tool</w:t>
       </w:r>
       <w:r>
         <w:rPr>
@@ -287,29 +281,7 @@
           <w:lang w:eastAsia="en-GB"/>
           <w14:ligatures w14:val="none"/>
         </w:rPr>
-        <w:t xml:space="preserve">environmental system that can cover objects in a </w:t>
-      </w:r>
-      <w:proofErr w:type="gramStart"/>
-      <w:r>
-        <w:rPr>
-          <w:rFonts w:eastAsia="Times New Roman" w:cs="Arial"/>
-          <w:color w:val="000000"/>
-          <w:kern w:val="0"/>
-          <w:lang w:eastAsia="en-GB"/>
-          <w14:ligatures w14:val="none"/>
-        </w:rPr>
-        <w:t>thick  mesh</w:t>
-      </w:r>
-      <w:proofErr w:type="gramEnd"/>
-      <w:r>
-        <w:rPr>
-          <w:rFonts w:eastAsia="Times New Roman" w:cs="Arial"/>
-          <w:color w:val="000000"/>
-          <w:kern w:val="0"/>
-          <w:lang w:eastAsia="en-GB"/>
-          <w14:ligatures w14:val="none"/>
-        </w:rPr>
-        <w:t xml:space="preserve"> of your choosing like snow to aid in visual storytelling and to help make the </w:t>
+        <w:t xml:space="preserve">environmental system that can cover objects in a thick  mesh of your choosing like snow to aid in visual storytelling and to help make the </w:t>
       </w:r>
       <w:r>
         <w:rPr>
@@ -452,7 +424,27 @@
           <w:lang w:eastAsia="en-GB"/>
           <w14:ligatures w14:val="none"/>
         </w:rPr>
-        <w:t> Copy the [ToolName] folder into your project's Plugins directory.</w:t>
+        <w:t> Copy the </w:t>
+      </w:r>
+      <w:r>
+        <w:rPr>
+          <w:rFonts w:eastAsia="Times New Roman" w:cs="Arial"/>
+          <w:color w:val="000000"/>
+          <w:kern w:val="0"/>
+          <w:lang w:eastAsia="en-GB"/>
+          <w14:ligatures w14:val="none"/>
+        </w:rPr>
+        <w:t>dynamic environmental tool</w:t>
+      </w:r>
+      <w:r>
+        <w:rPr>
+          <w:rFonts w:eastAsia="Times New Roman" w:cs="Arial"/>
+          <w:color w:val="000000"/>
+          <w:kern w:val="0"/>
+          <w:lang w:eastAsia="en-GB"/>
+          <w14:ligatures w14:val="none"/>
+        </w:rPr>
+        <w:t> folder into your project's Plugins directory.</w:t>
       </w:r>
     </w:p>
     <w:p>
@@ -512,7 +504,27 @@
           <w:lang w:eastAsia="en-GB"/>
           <w14:ligatures w14:val="none"/>
         </w:rPr>
-        <w:t>, search for "[ToolName]", and tick </w:t>
+        <w:t xml:space="preserve">, search for </w:t>
+      </w:r>
+      <w:r>
+        <w:rPr>
+          <w:rFonts w:eastAsia="Times New Roman" w:cs="Arial"/>
+          <w:color w:val="000000"/>
+          <w:kern w:val="0"/>
+          <w:lang w:eastAsia="en-GB"/>
+          <w14:ligatures w14:val="none"/>
+        </w:rPr>
+        <w:t>dynamic environmental tool</w:t>
+      </w:r>
+      <w:r>
+        <w:rPr>
+          <w:rFonts w:eastAsia="Times New Roman" w:cs="Arial"/>
+          <w:color w:val="000000"/>
+          <w:kern w:val="0"/>
+          <w:lang w:eastAsia="en-GB"/>
+          <w14:ligatures w14:val="none"/>
+        </w:rPr>
+        <w:t xml:space="preserve"> and tick </w:t>
       </w:r>
       <w:r>
         <w:rPr>
@@ -687,17 +699,43 @@
           <w:lang w:eastAsia="en-GB"/>
           <w14:ligatures w14:val="none"/>
         </w:rPr>
-        <w:t>Window &gt; [Category] &gt; [Tool Name]</w:t>
-      </w:r>
-      <w:r>
-        <w:rPr>
-          <w:rFonts w:eastAsia="Times New Roman" w:cs="Arial"/>
-          <w:color w:val="000000"/>
-          <w:kern w:val="0"/>
-          <w:lang w:eastAsia="en-GB"/>
-          <w14:ligatures w14:val="none"/>
-        </w:rPr>
-        <w:t>.</w:t>
+        <w:t>Window &gt;</w:t>
+      </w:r>
+      <w:r>
+        <w:rPr>
+          <w:rFonts w:eastAsia="Times New Roman" w:cs="Arial"/>
+          <w:b/>
+          <w:bCs/>
+          <w:color w:val="000000"/>
+          <w:kern w:val="0"/>
+          <w:lang w:eastAsia="en-GB"/>
+          <w14:ligatures w14:val="none"/>
+        </w:rPr>
+        <w:t xml:space="preserve"> snow</w:t>
+      </w:r>
+      <w:r>
+        <w:rPr>
+          <w:rFonts w:eastAsia="Times New Roman" w:cs="Arial"/>
+          <w:b/>
+          <w:bCs/>
+          <w:color w:val="000000"/>
+          <w:kern w:val="0"/>
+          <w:lang w:eastAsia="en-GB"/>
+          <w14:ligatures w14:val="none"/>
+        </w:rPr>
+        <w:t xml:space="preserve"> &gt; </w:t>
+      </w:r>
+      <w:r>
+        <w:rPr>
+          <w:rFonts w:eastAsia="Times New Roman" w:cs="Arial"/>
+          <w:b/>
+          <w:bCs/>
+          <w:color w:val="000000"/>
+          <w:kern w:val="0"/>
+          <w:lang w:eastAsia="en-GB"/>
+          <w14:ligatures w14:val="none"/>
+        </w:rPr>
+        <w:t xml:space="preserve">geometry </w:t>
       </w:r>
     </w:p>
     <w:p>
@@ -735,7 +773,17 @@
           <w:lang w:eastAsia="en-GB"/>
           <w14:ligatures w14:val="none"/>
         </w:rPr>
-        <w:t> Select an Actor in your viewport.</w:t>
+        <w:t> </w:t>
+      </w:r>
+      <w:r>
+        <w:rPr>
+          <w:rFonts w:eastAsia="Times New Roman" w:cs="Arial"/>
+          <w:color w:val="000000"/>
+          <w:kern w:val="0"/>
+          <w:lang w:eastAsia="en-GB"/>
+          <w14:ligatures w14:val="none"/>
+        </w:rPr>
+        <w:t>under snow, there will be a list that you can add to, press the plus sign next to the bin icon</w:t>
       </w:r>
     </w:p>
     <w:p>
@@ -763,52 +811,157 @@
           <w:lang w:eastAsia="en-GB"/>
           <w14:ligatures w14:val="none"/>
         </w:rPr>
-        <w:t>Step 3:</w:t>
-      </w:r>
-      <w:r>
-        <w:rPr>
-          <w:rFonts w:eastAsia="Times New Roman" w:cs="Arial"/>
-          <w:color w:val="000000"/>
-          <w:kern w:val="0"/>
-          <w:lang w:eastAsia="en-GB"/>
-          <w14:ligatures w14:val="none"/>
-        </w:rPr>
-        <w:t> Click the </w:t>
-      </w:r>
-      <w:r>
-        <w:rPr>
-          <w:rFonts w:eastAsia="Times New Roman" w:cs="Arial"/>
-          <w:b/>
-          <w:bCs/>
-          <w:color w:val="000000"/>
-          <w:kern w:val="0"/>
-          <w:lang w:eastAsia="en-GB"/>
-          <w14:ligatures w14:val="none"/>
-        </w:rPr>
-        <w:t>"Initialise"</w:t>
-      </w:r>
-      <w:r>
-        <w:rPr>
-          <w:rFonts w:eastAsia="Times New Roman" w:cs="Arial"/>
-          <w:color w:val="000000"/>
-          <w:kern w:val="0"/>
-          <w:lang w:eastAsia="en-GB"/>
-          <w14:ligatures w14:val="none"/>
-        </w:rPr>
-        <w:t> button in the tool panel.</w:t>
-      </w:r>
-    </w:p>
-    <w:p>
-      <w:pPr>
-        <w:spacing w:after="0" w:line="240" w:lineRule="auto"/>
-        <w:rPr>
-          <w:rFonts w:eastAsia="Times New Roman" w:cs="Arial"/>
-          <w:color w:val="000000"/>
-          <w:kern w:val="0"/>
-          <w:lang w:eastAsia="en-GB"/>
-          <w14:ligatures w14:val="none"/>
-        </w:rPr>
-      </w:pPr>
+        <w:t>Step 3, then click on the object you want covered in snow</w:t>
+      </w:r>
+    </w:p>
+    <w:p>
+      <w:pPr>
+        <w:numPr>
+          <w:ilvl w:val="0"/>
+          <w:numId w:val="2"/>
+        </w:numPr>
+        <w:spacing w:after="100" w:afterAutospacing="1" w:line="240" w:lineRule="auto"/>
+        <w:rPr>
+          <w:rFonts w:eastAsia="Times New Roman" w:cs="Arial"/>
+          <w:color w:val="000000"/>
+          <w:kern w:val="0"/>
+          <w:lang w:eastAsia="en-GB"/>
+          <w14:ligatures w14:val="none"/>
+        </w:rPr>
+      </w:pPr>
+      <w:r>
+        <w:rPr>
+          <w:rFonts w:eastAsia="Times New Roman" w:cs="Arial"/>
+          <w:b/>
+          <w:bCs/>
+          <w:color w:val="000000"/>
+          <w:kern w:val="0"/>
+          <w:lang w:eastAsia="en-GB"/>
+          <w14:ligatures w14:val="none"/>
+        </w:rPr>
+        <w:t>Step 4, in the snow section of the editor, there will be options, under grid size, the best option for that is around 15</w:t>
+      </w:r>
+    </w:p>
+    <w:p>
+      <w:pPr>
+        <w:numPr>
+          <w:ilvl w:val="0"/>
+          <w:numId w:val="2"/>
+        </w:numPr>
+        <w:spacing w:after="100" w:afterAutospacing="1" w:line="240" w:lineRule="auto"/>
+        <w:rPr>
+          <w:rFonts w:eastAsia="Times New Roman" w:cs="Arial"/>
+          <w:color w:val="000000"/>
+          <w:kern w:val="0"/>
+          <w:lang w:eastAsia="en-GB"/>
+          <w14:ligatures w14:val="none"/>
+        </w:rPr>
+      </w:pPr>
+      <w:r>
+        <w:rPr>
+          <w:rFonts w:eastAsia="Times New Roman" w:cs="Arial"/>
+          <w:b/>
+          <w:bCs/>
+          <w:color w:val="000000"/>
+          <w:kern w:val="0"/>
+          <w:lang w:eastAsia="en-GB"/>
+          <w14:ligatures w14:val="none"/>
+        </w:rPr>
+        <w:t>Step 5, in the same section there will be a variable called snow cover, set this to minimum of 3</w:t>
+      </w:r>
+    </w:p>
+    <w:p>
+      <w:pPr>
+        <w:numPr>
+          <w:ilvl w:val="0"/>
+          <w:numId w:val="2"/>
+        </w:numPr>
+        <w:spacing w:after="100" w:afterAutospacing="1" w:line="240" w:lineRule="auto"/>
+        <w:rPr>
+          <w:rFonts w:eastAsia="Times New Roman" w:cs="Arial"/>
+          <w:color w:val="000000"/>
+          <w:kern w:val="0"/>
+          <w:lang w:eastAsia="en-GB"/>
+          <w14:ligatures w14:val="none"/>
+        </w:rPr>
+      </w:pPr>
+      <w:r>
+        <w:rPr>
+          <w:rFonts w:eastAsia="Times New Roman" w:cs="Arial"/>
+          <w:b/>
+          <w:bCs/>
+          <w:color w:val="000000"/>
+          <w:kern w:val="0"/>
+          <w:lang w:eastAsia="en-GB"/>
+          <w14:ligatures w14:val="none"/>
+        </w:rPr>
+        <w:t>Step 6, In  the default section (under the snow section) there will be a button by itself called generate mesh, press it.</w:t>
+      </w:r>
+    </w:p>
+    <w:p>
+      <w:pPr>
+        <w:numPr>
+          <w:ilvl w:val="0"/>
+          <w:numId w:val="2"/>
+        </w:numPr>
+        <w:spacing w:after="100" w:afterAutospacing="1" w:line="240" w:lineRule="auto"/>
+        <w:rPr>
+          <w:rFonts w:eastAsia="Times New Roman" w:cs="Arial"/>
+          <w:color w:val="000000"/>
+          <w:kern w:val="0"/>
+          <w:lang w:eastAsia="en-GB"/>
+          <w14:ligatures w14:val="none"/>
+        </w:rPr>
+      </w:pPr>
+      <w:r>
+        <w:rPr>
+          <w:rFonts w:eastAsia="Times New Roman" w:cs="Arial"/>
+          <w:b/>
+          <w:bCs/>
+          <w:color w:val="000000"/>
+          <w:kern w:val="0"/>
+          <w:lang w:eastAsia="en-GB"/>
+          <w14:ligatures w14:val="none"/>
+        </w:rPr>
+        <w:lastRenderedPageBreak/>
+        <w:t xml:space="preserve">If nothing happens scroll back up to the snow section, there will be a tick  box called </w:t>
+      </w:r>
+      <w:r>
+        <w:rPr>
+          <w:rFonts w:eastAsia="Times New Roman" w:cs="Arial"/>
+          <w:b/>
+          <w:bCs/>
+          <w:color w:val="000000"/>
+          <w:kern w:val="0"/>
+          <w:lang w:eastAsia="en-GB"/>
+          <w14:ligatures w14:val="none"/>
+        </w:rPr>
+        <w:t>Ramesh</w:t>
+      </w:r>
+      <w:r>
+        <w:rPr>
+          <w:rFonts w:eastAsia="Times New Roman" w:cs="Arial"/>
+          <w:b/>
+          <w:bCs/>
+          <w:color w:val="000000"/>
+          <w:kern w:val="0"/>
+          <w:lang w:eastAsia="en-GB"/>
+          <w14:ligatures w14:val="none"/>
+        </w:rPr>
+        <w:t xml:space="preserve">, press it </w:t>
+      </w:r>
+      <w:r>
+        <w:rPr>
+          <w:rFonts w:eastAsia="Times New Roman" w:cs="Arial"/>
+          <w:b/>
+          <w:bCs/>
+          <w:color w:val="000000"/>
+          <w:kern w:val="0"/>
+          <w:lang w:eastAsia="en-GB"/>
+          <w14:ligatures w14:val="none"/>
+        </w:rPr>
+        <w:t>2 times, it should work after that</w:t>
+      </w:r>
     </w:p>
     <w:p>
       <w:pPr>
@@ -896,7 +1049,7 @@
     </w:p>
     <w:tbl>
       <w:tblPr>
-        <w:tblW w:w="0" w:type="auto"/>
+        <w:tblW w:w="9433" w:type="dxa"/>
         <w:tblCellSpacing w:w="15" w:type="dxa"/>
         <w:tblCellMar>
           <w:top w:w="15" w:type="dxa"/>
@@ -907,11 +1060,12 @@
         <w:tblLook w:val="04A0" w:firstRow="1" w:lastRow="0" w:firstColumn="1" w:lastColumn="0" w:noHBand="0" w:noVBand="1"/>
       </w:tblPr>
       <w:tblGrid>
-        <w:gridCol w:w="1718"/>
-        <w:gridCol w:w="4856"/>
+        <w:gridCol w:w="2182"/>
+        <w:gridCol w:w="7251"/>
       </w:tblGrid>
       <w:tr>
         <w:trPr>
+          <w:trHeight w:val="246"/>
           <w:tblHeader/>
           <w:tblCellSpacing w:w="15" w:type="dxa"/>
         </w:trPr>
@@ -946,7 +1100,6 @@
                 <w:lang w:eastAsia="en-GB"/>
                 <w14:ligatures w14:val="none"/>
               </w:rPr>
-              <w:lastRenderedPageBreak/>
               <w:t>Element</w:t>
             </w:r>
           </w:p>
@@ -989,6 +1142,88 @@
       </w:tr>
       <w:tr>
         <w:trPr>
+          <w:trHeight w:val="246"/>
+          <w:tblCellSpacing w:w="15" w:type="dxa"/>
+        </w:trPr>
+        <w:tc>
+          <w:tcPr>
+            <w:tcW w:w="0" w:type="auto"/>
+            <w:tcBorders>
+              <w:top w:val="single" w:sz="6" w:space="0" w:color="auto"/>
+              <w:left w:val="single" w:sz="6" w:space="0" w:color="auto"/>
+              <w:bottom w:val="single" w:sz="6" w:space="0" w:color="auto"/>
+              <w:right w:val="single" w:sz="6" w:space="0" w:color="auto"/>
+            </w:tcBorders>
+            <w:vAlign w:val="center"/>
+            <w:hideMark/>
+          </w:tcPr>
+          <w:p>
+            <w:pPr>
+              <w:spacing w:after="0" w:line="240" w:lineRule="auto"/>
+              <w:rPr>
+                <w:rFonts w:eastAsia="Times New Roman" w:cs="Arial"/>
+                <w:kern w:val="0"/>
+                <w:lang w:eastAsia="en-GB"/>
+                <w14:ligatures w14:val="none"/>
+              </w:rPr>
+            </w:pPr>
+            <w:r>
+              <w:rPr>
+                <w:rFonts w:eastAsia="Times New Roman" w:cs="Arial"/>
+                <w:kern w:val="0"/>
+                <w:lang w:eastAsia="en-GB"/>
+                <w14:ligatures w14:val="none"/>
+              </w:rPr>
+              <w:t>Generate mesh</w:t>
+            </w:r>
+          </w:p>
+        </w:tc>
+        <w:tc>
+          <w:tcPr>
+            <w:tcW w:w="0" w:type="auto"/>
+            <w:tcBorders>
+              <w:top w:val="single" w:sz="6" w:space="0" w:color="auto"/>
+              <w:left w:val="single" w:sz="6" w:space="0" w:color="auto"/>
+              <w:bottom w:val="single" w:sz="6" w:space="0" w:color="auto"/>
+              <w:right w:val="single" w:sz="6" w:space="0" w:color="auto"/>
+            </w:tcBorders>
+            <w:vAlign w:val="center"/>
+            <w:hideMark/>
+          </w:tcPr>
+          <w:p>
+            <w:pPr>
+              <w:spacing w:after="0" w:line="240" w:lineRule="auto"/>
+              <w:rPr>
+                <w:rFonts w:eastAsia="Times New Roman" w:cs="Arial"/>
+                <w:kern w:val="0"/>
+                <w:lang w:eastAsia="en-GB"/>
+                <w14:ligatures w14:val="none"/>
+              </w:rPr>
+            </w:pPr>
+            <w:r>
+              <w:rPr>
+                <w:rFonts w:eastAsia="Times New Roman" w:cs="Arial"/>
+                <w:kern w:val="0"/>
+                <w:lang w:eastAsia="en-GB"/>
+                <w14:ligatures w14:val="none"/>
+              </w:rPr>
+              <w:t xml:space="preserve"> Gets meshes inside the array that you want snow on </w:t>
+            </w:r>
+            <w:r>
+              <w:rPr>
+                <w:rFonts w:eastAsia="Times New Roman" w:cs="Arial"/>
+                <w:kern w:val="0"/>
+                <w:lang w:eastAsia="en-GB"/>
+                <w14:ligatures w14:val="none"/>
+              </w:rPr>
+              <w:t>.</w:t>
+            </w:r>
+          </w:p>
+        </w:tc>
+      </w:tr>
+      <w:tr>
+        <w:trPr>
+          <w:trHeight w:val="246"/>
           <w:tblCellSpacing w:w="15" w:type="dxa"/>
         </w:trPr>
         <w:tc>
@@ -1022,7 +1257,7 @@
                 <w:lang w:eastAsia="en-GB"/>
                 <w14:ligatures w14:val="none"/>
               </w:rPr>
-              <w:t>Bake Results</w:t>
+              <w:t>Snow depth</w:t>
             </w:r>
           </w:p>
         </w:tc>
@@ -1055,13 +1290,14 @@
                 <w:lang w:eastAsia="en-GB"/>
                 <w14:ligatures w14:val="none"/>
               </w:rPr>
-              <w:t>Commits all procedural changes to the Level.</w:t>
+              <w:t xml:space="preserve">Thickness of the blanket of snow on the object </w:t>
             </w:r>
           </w:p>
         </w:tc>
       </w:tr>
       <w:tr>
         <w:trPr>
+          <w:trHeight w:val="246"/>
           <w:tblCellSpacing w:w="15" w:type="dxa"/>
         </w:trPr>
         <w:tc>
@@ -1095,7 +1331,7 @@
                 <w:lang w:eastAsia="en-GB"/>
                 <w14:ligatures w14:val="none"/>
               </w:rPr>
-              <w:t>Reset Defaults</w:t>
+              <w:t>Snow cover</w:t>
             </w:r>
           </w:p>
         </w:tc>
@@ -1128,13 +1364,14 @@
                 <w:lang w:eastAsia="en-GB"/>
                 <w14:ligatures w14:val="none"/>
               </w:rPr>
-              <w:t>Reverts all settings to the original plugin state.</w:t>
+              <w:t>How much snow is present on  the object</w:t>
             </w:r>
           </w:p>
         </w:tc>
       </w:tr>
       <w:tr>
         <w:trPr>
+          <w:trHeight w:val="246"/>
           <w:tblCellSpacing w:w="15" w:type="dxa"/>
         </w:trPr>
         <w:tc>
@@ -1147,13 +1384,14 @@
               <w:right w:val="single" w:sz="6" w:space="0" w:color="auto"/>
             </w:tcBorders>
             <w:vAlign w:val="center"/>
-            <w:hideMark/>
           </w:tcPr>
           <w:p>
             <w:pPr>
               <w:spacing w:after="0" w:line="240" w:lineRule="auto"/>
               <w:rPr>
                 <w:rFonts w:eastAsia="Times New Roman" w:cs="Arial"/>
+                <w:b/>
+                <w:bCs/>
                 <w:kern w:val="0"/>
                 <w:lang w:eastAsia="en-GB"/>
                 <w14:ligatures w14:val="none"/>
@@ -1168,7 +1406,7 @@
                 <w:lang w:eastAsia="en-GB"/>
                 <w14:ligatures w14:val="none"/>
               </w:rPr>
-              <w:t>Debug Mode</w:t>
+              <w:t>Snowing?</w:t>
             </w:r>
           </w:p>
         </w:tc>
@@ -1182,7 +1420,6 @@
               <w:right w:val="single" w:sz="6" w:space="0" w:color="auto"/>
             </w:tcBorders>
             <w:vAlign w:val="center"/>
-            <w:hideMark/>
           </w:tcPr>
           <w:p>
             <w:pPr>
@@ -1201,8 +1438,73 @@
                 <w:lang w:eastAsia="en-GB"/>
                 <w14:ligatures w14:val="none"/>
               </w:rPr>
-              <w:t>Toggles visual wireframes for troubleshooting.</w:t>
+              <w:t xml:space="preserve">Turns on snowing </w:t>
             </w:r>
+            <w:proofErr w:type="spellStart"/>
+            <w:r>
+              <w:rPr>
+                <w:rFonts w:eastAsia="Times New Roman" w:cs="Arial"/>
+                <w:kern w:val="0"/>
+                <w:lang w:eastAsia="en-GB"/>
+                <w14:ligatures w14:val="none"/>
+              </w:rPr>
+              <w:t>vfx</w:t>
+            </w:r>
+            <w:proofErr w:type="spellEnd"/>
+          </w:p>
+        </w:tc>
+      </w:tr>
+      <w:tr>
+        <w:trPr>
+          <w:trHeight w:val="246"/>
+          <w:tblCellSpacing w:w="15" w:type="dxa"/>
+        </w:trPr>
+        <w:tc>
+          <w:tcPr>
+            <w:tcW w:w="0" w:type="auto"/>
+            <w:tcBorders>
+              <w:top w:val="single" w:sz="6" w:space="0" w:color="auto"/>
+              <w:left w:val="single" w:sz="6" w:space="0" w:color="auto"/>
+              <w:bottom w:val="single" w:sz="6" w:space="0" w:color="auto"/>
+              <w:right w:val="single" w:sz="6" w:space="0" w:color="auto"/>
+            </w:tcBorders>
+            <w:vAlign w:val="center"/>
+          </w:tcPr>
+          <w:p>
+            <w:pPr>
+              <w:spacing w:after="0" w:line="240" w:lineRule="auto"/>
+              <w:rPr>
+                <w:rFonts w:eastAsia="Times New Roman" w:cs="Arial"/>
+                <w:b/>
+                <w:bCs/>
+                <w:kern w:val="0"/>
+                <w:lang w:eastAsia="en-GB"/>
+                <w14:ligatures w14:val="none"/>
+              </w:rPr>
+            </w:pPr>
+          </w:p>
+        </w:tc>
+        <w:tc>
+          <w:tcPr>
+            <w:tcW w:w="0" w:type="auto"/>
+            <w:tcBorders>
+              <w:top w:val="single" w:sz="6" w:space="0" w:color="auto"/>
+              <w:left w:val="single" w:sz="6" w:space="0" w:color="auto"/>
+              <w:bottom w:val="single" w:sz="6" w:space="0" w:color="auto"/>
+              <w:right w:val="single" w:sz="6" w:space="0" w:color="auto"/>
+            </w:tcBorders>
+            <w:vAlign w:val="center"/>
+          </w:tcPr>
+          <w:p>
+            <w:pPr>
+              <w:spacing w:after="0" w:line="240" w:lineRule="auto"/>
+              <w:rPr>
+                <w:rFonts w:eastAsia="Times New Roman" w:cs="Arial"/>
+                <w:kern w:val="0"/>
+                <w:lang w:eastAsia="en-GB"/>
+                <w14:ligatures w14:val="none"/>
+              </w:rPr>
+            </w:pPr>
           </w:p>
         </w:tc>
       </w:tr>
@@ -1444,7 +1746,21 @@
           <w:lang w:eastAsia="en-GB"/>
           <w14:ligatures w14:val="none"/>
         </w:rPr>
-        <w:t>Example: Creating a Forest Floor</w:t>
+        <w:t xml:space="preserve">Example: </w:t>
+      </w:r>
+      <w:r>
+        <w:rPr>
+          <w:rFonts w:eastAsia="Times New Roman" w:cs="Arial"/>
+          <w:b/>
+          <w:bCs/>
+          <w:color w:val="000000"/>
+          <w:kern w:val="0"/>
+          <w:sz w:val="27"/>
+          <w:szCs w:val="27"/>
+          <w:lang w:eastAsia="en-GB"/>
+          <w14:ligatures w14:val="none"/>
+        </w:rPr>
+        <w:t xml:space="preserve">creating a blanket of snow </w:t>
       </w:r>
     </w:p>
     <w:p>
@@ -1482,7 +1798,19 @@
           <w:lang w:eastAsia="en-GB"/>
           <w14:ligatures w14:val="none"/>
         </w:rPr>
-        <w:t>[ToolName] Actor</w:t>
+        <w:t xml:space="preserve">geometry </w:t>
+      </w:r>
+      <w:r>
+        <w:rPr>
+          <w:rFonts w:eastAsia="Times New Roman" w:cs="Arial"/>
+          <w:b/>
+          <w:bCs/>
+          <w:color w:val="000000"/>
+          <w:kern w:val="0"/>
+          <w:lang w:eastAsia="en-GB"/>
+          <w14:ligatures w14:val="none"/>
+        </w:rPr>
+        <w:t xml:space="preserve"> Actor</w:t>
       </w:r>
       <w:r>
         <w:rPr>
@@ -1518,7 +1846,27 @@
           <w:lang w:eastAsia="en-GB"/>
           <w14:ligatures w14:val="none"/>
         </w:rPr>
-        <w:t>Assign your "Grass_Mesh" to the </w:t>
+        <w:t xml:space="preserve">Assign your </w:t>
+      </w:r>
+      <w:r>
+        <w:rPr>
+          <w:rFonts w:eastAsia="Times New Roman" w:cs="Arial"/>
+          <w:color w:val="000000"/>
+          <w:kern w:val="0"/>
+          <w:lang w:eastAsia="en-GB"/>
+          <w14:ligatures w14:val="none"/>
+        </w:rPr>
+        <w:t xml:space="preserve">snow mesh </w:t>
+      </w:r>
+      <w:r>
+        <w:rPr>
+          <w:rFonts w:eastAsia="Times New Roman" w:cs="Arial"/>
+          <w:color w:val="000000"/>
+          <w:kern w:val="0"/>
+          <w:lang w:eastAsia="en-GB"/>
+          <w14:ligatures w14:val="none"/>
+        </w:rPr>
+        <w:t xml:space="preserve"> to the </w:t>
       </w:r>
       <w:r>
         <w:rPr>
@@ -1566,51 +1914,69 @@
           <w:lang w:eastAsia="en-GB"/>
           <w14:ligatures w14:val="none"/>
         </w:rPr>
-        <w:t>Adjust the </w:t>
-      </w:r>
-      <w:r>
-        <w:rPr>
-          <w:rFonts w:eastAsia="Times New Roman" w:cs="Arial"/>
-          <w:b/>
-          <w:bCs/>
-          <w:color w:val="000000"/>
-          <w:kern w:val="0"/>
-          <w:lang w:eastAsia="en-GB"/>
-          <w14:ligatures w14:val="none"/>
-        </w:rPr>
-        <w:t>Slope Influence</w:t>
-      </w:r>
-      <w:r>
-        <w:rPr>
-          <w:rFonts w:eastAsia="Times New Roman" w:cs="Arial"/>
-          <w:color w:val="000000"/>
-          <w:kern w:val="0"/>
-          <w:lang w:eastAsia="en-GB"/>
-          <w14:ligatures w14:val="none"/>
-        </w:rPr>
-        <w:t> slider to </w:t>
-      </w:r>
-      <w:r>
-        <w:rPr>
-          <w:rFonts w:eastAsia="Times New Roman" w:cs="Arial"/>
-          <w:color w:val="000000"/>
-          <w:kern w:val="0"/>
-          <w:sz w:val="20"/>
-          <w:szCs w:val="20"/>
-          <w:lang w:eastAsia="en-GB"/>
-          <w14:ligatures w14:val="none"/>
-        </w:rPr>
-        <w:t>0.5</w:t>
-      </w:r>
-      <w:r>
-        <w:rPr>
-          <w:rFonts w:eastAsia="Times New Roman" w:cs="Arial"/>
-          <w:color w:val="000000"/>
-          <w:kern w:val="0"/>
-          <w:lang w:eastAsia="en-GB"/>
-          <w14:ligatures w14:val="none"/>
-        </w:rPr>
-        <w:t> to prevent grass from growing on vertical cliffs.</w:t>
+        <w:t xml:space="preserve">Using the </w:t>
+      </w:r>
+      <w:r>
+        <w:rPr>
+          <w:rFonts w:eastAsia="Times New Roman" w:cs="Arial"/>
+          <w:color w:val="000000"/>
+          <w:kern w:val="0"/>
+          <w:lang w:eastAsia="en-GB"/>
+          <w14:ligatures w14:val="none"/>
+        </w:rPr>
+        <w:t>objects array, pick which objects you want snow on</w:t>
+      </w:r>
+    </w:p>
+    <w:p>
+      <w:pPr>
+        <w:numPr>
+          <w:ilvl w:val="0"/>
+          <w:numId w:val="4"/>
+        </w:numPr>
+        <w:spacing w:after="100" w:afterAutospacing="1" w:line="240" w:lineRule="auto"/>
+        <w:rPr>
+          <w:rFonts w:eastAsia="Times New Roman" w:cs="Arial"/>
+          <w:color w:val="000000"/>
+          <w:kern w:val="0"/>
+          <w:lang w:eastAsia="en-GB"/>
+          <w14:ligatures w14:val="none"/>
+        </w:rPr>
+      </w:pPr>
+      <w:r>
+        <w:rPr>
+          <w:rFonts w:eastAsia="Times New Roman" w:cs="Arial"/>
+          <w:color w:val="000000"/>
+          <w:kern w:val="0"/>
+          <w:lang w:eastAsia="en-GB"/>
+          <w14:ligatures w14:val="none"/>
+        </w:rPr>
+        <w:t>Ensure there is a number greater than 0 in snow cover variable</w:t>
+      </w:r>
+    </w:p>
+    <w:p>
+      <w:pPr>
+        <w:numPr>
+          <w:ilvl w:val="0"/>
+          <w:numId w:val="4"/>
+        </w:numPr>
+        <w:spacing w:after="100" w:afterAutospacing="1" w:line="240" w:lineRule="auto"/>
+        <w:rPr>
+          <w:rFonts w:eastAsia="Times New Roman" w:cs="Arial"/>
+          <w:color w:val="000000"/>
+          <w:kern w:val="0"/>
+          <w:lang w:eastAsia="en-GB"/>
+          <w14:ligatures w14:val="none"/>
+        </w:rPr>
+      </w:pPr>
+      <w:r>
+        <w:rPr>
+          <w:rFonts w:eastAsia="Times New Roman" w:cs="Arial"/>
+          <w:color w:val="000000"/>
+          <w:kern w:val="0"/>
+          <w:lang w:eastAsia="en-GB"/>
+          <w14:ligatures w14:val="none"/>
+        </w:rPr>
+        <w:t>In the defaults tab press generate mesh</w:t>
       </w:r>
     </w:p>
     <w:p>
@@ -1713,7 +2079,7 @@
           <w:lang w:eastAsia="en-GB"/>
           <w14:ligatures w14:val="none"/>
         </w:rPr>
-        <w:t> Explain if the tool uses Instanced Static Meshes (ISM) or Hierarchical ISMs (HISM).</w:t>
+        <w:t xml:space="preserve">  the tool uses Instanced Static Meshes </w:t>
       </w:r>
     </w:p>
     <w:p>
@@ -1751,7 +2117,17 @@
           <w:lang w:eastAsia="en-GB"/>
           <w14:ligatures w14:val="none"/>
         </w:rPr>
-        <w:t> Note any high-res textures or data assets the tool generates.</w:t>
+        <w:t> </w:t>
+      </w:r>
+      <w:r>
+        <w:rPr>
+          <w:rFonts w:eastAsia="Times New Roman" w:cs="Arial"/>
+          <w:color w:val="000000"/>
+          <w:kern w:val="0"/>
+          <w:lang w:eastAsia="en-GB"/>
+          <w14:ligatures w14:val="none"/>
+        </w:rPr>
+        <w:t>due to the way the snow is generated, the memory use spikes when you generate too much snow</w:t>
       </w:r>
     </w:p>
     <w:p>
@@ -1760,25 +2136,26 @@
           <w:ilvl w:val="0"/>
           <w:numId w:val="5"/>
         </w:numPr>
-        <w:spacing w:after="100" w:afterAutospacing="1" w:line="240" w:lineRule="auto"/>
-        <w:rPr>
-          <w:rFonts w:eastAsia="Times New Roman" w:cs="Arial"/>
-          <w:color w:val="000000"/>
-          <w:kern w:val="0"/>
-          <w:lang w:eastAsia="en-GB"/>
-          <w14:ligatures w14:val="none"/>
-        </w:rPr>
-      </w:pPr>
-      <w:r>
-        <w:rPr>
-          <w:rFonts w:eastAsia="Times New Roman" w:cs="Arial"/>
-          <w:b/>
-          <w:bCs/>
-          <w:color w:val="000000"/>
-          <w:kern w:val="0"/>
-          <w:lang w:eastAsia="en-GB"/>
-          <w14:ligatures w14:val="none"/>
-        </w:rPr>
+        <w:spacing w:after="0" w:afterAutospacing="1" w:line="240" w:lineRule="auto"/>
+        <w:rPr>
+          <w:rFonts w:eastAsia="Times New Roman" w:cs="Arial"/>
+          <w:color w:val="000000"/>
+          <w:kern w:val="0"/>
+          <w:lang w:eastAsia="en-GB"/>
+          <w14:ligatures w14:val="none"/>
+        </w:rPr>
+      </w:pPr>
+      <w:r>
+        <w:rPr>
+          <w:rFonts w:eastAsia="Times New Roman" w:cs="Arial"/>
+          <w:b/>
+          <w:bCs/>
+          <w:color w:val="000000"/>
+          <w:kern w:val="0"/>
+          <w:lang w:eastAsia="en-GB"/>
+          <w14:ligatures w14:val="none"/>
+        </w:rPr>
+        <w:lastRenderedPageBreak/>
         <w:t>Best Practice:</w:t>
       </w:r>
       <w:r>
@@ -1789,20 +2166,18 @@
           <w:lang w:eastAsia="en-GB"/>
           <w14:ligatures w14:val="none"/>
         </w:rPr>
-        <w:t> "Keep the 'Update Frequency' set to 'Manual' for large-scale scenes to avoid editor lag."</w:t>
-      </w:r>
-    </w:p>
-    <w:p>
-      <w:pPr>
-        <w:spacing w:after="0" w:line="240" w:lineRule="auto"/>
-        <w:rPr>
-          <w:rFonts w:eastAsia="Times New Roman" w:cs="Arial"/>
-          <w:color w:val="000000"/>
-          <w:kern w:val="0"/>
-          <w:lang w:eastAsia="en-GB"/>
-          <w14:ligatures w14:val="none"/>
-        </w:rPr>
-      </w:pPr>
+        <w:t> </w:t>
+      </w:r>
+      <w:r>
+        <w:rPr>
+          <w:rFonts w:eastAsia="Times New Roman" w:cs="Arial"/>
+          <w:color w:val="000000"/>
+          <w:kern w:val="0"/>
+          <w:lang w:eastAsia="en-GB"/>
+          <w14:ligatures w14:val="none"/>
+        </w:rPr>
+        <w:t>keep the amount of snow to a minimum, do this by messing around wit the snow cover, snow thickness, the angle of snowfall off steep objects, to the shape of the mesh itself</w:t>
+      </w:r>
     </w:p>
     <w:p>
       <w:pPr>
@@ -1920,7 +2295,17 @@
           <w:lang w:eastAsia="en-GB"/>
           <w14:ligatures w14:val="none"/>
         </w:rPr>
-        <w:t> Ensure your Bounds Scale is set correctly and that the "Visibility" toggle is ticked.</w:t>
+        <w:t xml:space="preserve"> Ensure your </w:t>
+      </w:r>
+      <w:r>
+        <w:rPr>
+          <w:rFonts w:eastAsia="Times New Roman" w:cs="Arial"/>
+          <w:color w:val="000000"/>
+          <w:kern w:val="0"/>
+          <w:lang w:eastAsia="en-GB"/>
+          <w14:ligatures w14:val="none"/>
+        </w:rPr>
+        <w:t>meshes are generated, this is found in the defaults tab</w:t>
       </w:r>
     </w:p>
     <w:p>
@@ -1948,7 +2333,19 @@
           <w:lang w:eastAsia="en-GB"/>
           <w14:ligatures w14:val="none"/>
         </w:rPr>
-        <w:t>Q: The tool is greyed out.</w:t>
+        <w:t xml:space="preserve">Q: </w:t>
+      </w:r>
+      <w:r>
+        <w:rPr>
+          <w:rFonts w:eastAsia="Times New Roman" w:cs="Arial"/>
+          <w:b/>
+          <w:bCs/>
+          <w:color w:val="000000"/>
+          <w:kern w:val="0"/>
+          <w:lang w:eastAsia="en-GB"/>
+          <w14:ligatures w14:val="none"/>
+        </w:rPr>
+        <w:t>it is  frozen</w:t>
       </w:r>
     </w:p>
     <w:p>
@@ -1986,7 +2383,91 @@
           <w:lang w:eastAsia="en-GB"/>
           <w14:ligatures w14:val="none"/>
         </w:rPr>
-        <w:t> You must have a World Partition cell loaded or a persistent level active.</w:t>
+        <w:t> </w:t>
+      </w:r>
+      <w:r>
+        <w:rPr>
+          <w:rFonts w:eastAsia="Times New Roman" w:cs="Arial"/>
+          <w:color w:val="000000"/>
+          <w:kern w:val="0"/>
+          <w:lang w:eastAsia="en-GB"/>
+          <w14:ligatures w14:val="none"/>
+        </w:rPr>
+        <w:t xml:space="preserve">unreal isn’t frozen, its generating the mesh,,, if its taking a while, try increasing the cell size, decreasing the subdivision amount and lastly try decreasing the snow cover </w:t>
+      </w:r>
+    </w:p>
+    <w:p>
+      <w:pPr>
+        <w:numPr>
+          <w:ilvl w:val="0"/>
+          <w:numId w:val="6"/>
+        </w:numPr>
+        <w:spacing w:after="100" w:afterAutospacing="1" w:line="240" w:lineRule="auto"/>
+        <w:rPr>
+          <w:rFonts w:eastAsia="Times New Roman" w:cs="Arial"/>
+          <w:color w:val="000000"/>
+          <w:kern w:val="0"/>
+          <w:lang w:eastAsia="en-GB"/>
+          <w14:ligatures w14:val="none"/>
+        </w:rPr>
+      </w:pPr>
+      <w:r>
+        <w:rPr>
+          <w:rFonts w:eastAsia="Times New Roman" w:cs="Arial"/>
+          <w:color w:val="000000"/>
+          <w:kern w:val="0"/>
+          <w:lang w:eastAsia="en-GB"/>
+          <w14:ligatures w14:val="none"/>
+        </w:rPr>
+        <w:t>Q:why does it look like a row of balls</w:t>
+      </w:r>
+    </w:p>
+    <w:p>
+      <w:pPr>
+        <w:numPr>
+          <w:ilvl w:val="0"/>
+          <w:numId w:val="6"/>
+        </w:numPr>
+        <w:spacing w:after="100" w:afterAutospacing="1" w:line="240" w:lineRule="auto"/>
+        <w:rPr>
+          <w:rFonts w:eastAsia="Times New Roman" w:cs="Arial"/>
+          <w:color w:val="000000"/>
+          <w:kern w:val="0"/>
+          <w:lang w:eastAsia="en-GB"/>
+          <w14:ligatures w14:val="none"/>
+        </w:rPr>
+      </w:pPr>
+      <w:r>
+        <w:rPr>
+          <w:rFonts w:eastAsia="Times New Roman" w:cs="Arial"/>
+          <w:color w:val="000000"/>
+          <w:kern w:val="0"/>
+          <w:lang w:eastAsia="en-GB"/>
+          <w14:ligatures w14:val="none"/>
+        </w:rPr>
+        <w:t xml:space="preserve">A: press the button called Ramesh, if that doesn’t work, fiddle with </w:t>
+      </w:r>
+      <w:proofErr w:type="spellStart"/>
+      <w:r>
+        <w:rPr>
+          <w:rFonts w:eastAsia="Times New Roman" w:cs="Arial"/>
+          <w:color w:val="000000"/>
+          <w:kern w:val="0"/>
+          <w:lang w:eastAsia="en-GB"/>
+          <w14:ligatures w14:val="none"/>
+        </w:rPr>
+        <w:t>th</w:t>
+      </w:r>
+      <w:proofErr w:type="spellEnd"/>
+      <w:r>
+        <w:rPr>
+          <w:rFonts w:eastAsia="Times New Roman" w:cs="Arial"/>
+          <w:color w:val="000000"/>
+          <w:kern w:val="0"/>
+          <w:lang w:eastAsia="en-GB"/>
+          <w14:ligatures w14:val="none"/>
+        </w:rPr>
+        <w:t xml:space="preserve"> snow cover and cell size both variables can be found under Ramesh section </w:t>
       </w:r>
     </w:p>
     <w:p>
@@ -4394,28 +4875,6 @@
 </file>
 
 <file path=customXml/item1.xml><?xml version="1.0" encoding="utf-8"?>
-<p:properties xmlns:p="http://schemas.microsoft.com/office/2006/metadata/properties" xmlns:xsi="http://www.w3.org/2001/XMLSchema-instance" xmlns:pc="http://schemas.microsoft.com/office/infopath/2007/PartnerControls">
-  <documentManagement>
-    <Topics xmlns="45c0638f-8904-45ab-b124-b1f7ff451179" xsi:nil="true"/>
-    <TaxCatchAll xmlns="ac1d6235-51e3-4a29-8ef4-963eeebbd849" xsi:nil="true"/>
-    <Details xmlns="45c0638f-8904-45ab-b124-b1f7ff451179" xsi:nil="true"/>
-    <lcf76f155ced4ddcb4097134ff3c332f xmlns="45c0638f-8904-45ab-b124-b1f7ff451179">
-      <Terms xmlns="http://schemas.microsoft.com/office/infopath/2007/PartnerControls"/>
-    </lcf76f155ced4ddcb4097134ff3c332f>
-  </documentManagement>
-</p:properties>
-</file>
-
-<file path=customXml/item2.xml><?xml version="1.0" encoding="utf-8"?>
-<?mso-contentType ?>
-<FormTemplates xmlns="http://schemas.microsoft.com/sharepoint/v3/contenttype/forms">
-  <Display>DocumentLibraryForm</Display>
-  <Edit>DocumentLibraryForm</Edit>
-  <New>DocumentLibraryForm</New>
-</FormTemplates>
-</file>
-
-<file path=customXml/item3.xml><?xml version="1.0" encoding="utf-8"?>
 <ct:contentTypeSchema xmlns:ct="http://schemas.microsoft.com/office/2006/metadata/contentType" xmlns:ma="http://schemas.microsoft.com/office/2006/metadata/properties/metaAttributes" ct:_="" ma:_="" ma:contentTypeName="Document" ma:contentTypeID="0x010100F3BF76585360BE4BB8D976A1E44FFC30" ma:contentTypeVersion="18" ma:contentTypeDescription="Create a new document." ma:contentTypeScope="" ma:versionID="7c59910c12023bee1b27b186e223e50d">
   <xsd:schema xmlns:xsd="http://www.w3.org/2001/XMLSchema" xmlns:xs="http://www.w3.org/2001/XMLSchema" xmlns:p="http://schemas.microsoft.com/office/2006/metadata/properties" xmlns:ns2="45c0638f-8904-45ab-b124-b1f7ff451179" xmlns:ns3="ac1d6235-51e3-4a29-8ef4-963eeebbd849" targetNamespace="http://schemas.microsoft.com/office/2006/metadata/properties" ma:root="true" ma:fieldsID="165ca278d637240406c07d5ce241e246" ns2:_="" ns3:_="">
     <xsd:import namespace="45c0638f-8904-45ab-b124-b1f7ff451179"/>
@@ -4672,32 +5131,29 @@
 </ct:contentTypeSchema>
 </file>
 
-<file path=customXml/itemProps1.xml><?xml version="1.0" encoding="utf-8"?>
-<ds:datastoreItem xmlns:ds="http://schemas.openxmlformats.org/officeDocument/2006/customXml" ds:itemID="{48B5863C-B6C2-40B0-BC54-9F091453D3C8}">
-  <ds:schemaRefs>
-    <ds:schemaRef ds:uri="http://purl.org/dc/dcmitype/"/>
-    <ds:schemaRef ds:uri="http://purl.org/dc/terms/"/>
-    <ds:schemaRef ds:uri="http://schemas.microsoft.com/office/infopath/2007/PartnerControls"/>
-    <ds:schemaRef ds:uri="45c0638f-8904-45ab-b124-b1f7ff451179"/>
-    <ds:schemaRef ds:uri="http://www.w3.org/XML/1998/namespace"/>
-    <ds:schemaRef ds:uri="http://schemas.microsoft.com/office/2006/documentManagement/types"/>
-    <ds:schemaRef ds:uri="http://schemas.microsoft.com/office/2006/metadata/properties"/>
-    <ds:schemaRef ds:uri="http://schemas.openxmlformats.org/package/2006/metadata/core-properties"/>
-    <ds:schemaRef ds:uri="ac1d6235-51e3-4a29-8ef4-963eeebbd849"/>
-    <ds:schemaRef ds:uri="http://purl.org/dc/elements/1.1/"/>
-  </ds:schemaRefs>
-</ds:datastoreItem>
+<file path=customXml/item2.xml><?xml version="1.0" encoding="utf-8"?>
+<?mso-contentType ?>
+<FormTemplates xmlns="http://schemas.microsoft.com/sharepoint/v3/contenttype/forms">
+  <Display>DocumentLibraryForm</Display>
+  <Edit>DocumentLibraryForm</Edit>
+  <New>DocumentLibraryForm</New>
+</FormTemplates>
 </file>
 
-<file path=customXml/itemProps2.xml><?xml version="1.0" encoding="utf-8"?>
-<ds:datastoreItem xmlns:ds="http://schemas.openxmlformats.org/officeDocument/2006/customXml" ds:itemID="{074F44BF-7891-45DF-8610-E3967F6E958B}">
-  <ds:schemaRefs>
-    <ds:schemaRef ds:uri="http://schemas.microsoft.com/sharepoint/v3/contenttype/forms"/>
-  </ds:schemaRefs>
-</ds:datastoreItem>
+<file path=customXml/item3.xml><?xml version="1.0" encoding="utf-8"?>
+<p:properties xmlns:p="http://schemas.microsoft.com/office/2006/metadata/properties" xmlns:xsi="http://www.w3.org/2001/XMLSchema-instance" xmlns:pc="http://schemas.microsoft.com/office/infopath/2007/PartnerControls">
+  <documentManagement>
+    <Topics xmlns="45c0638f-8904-45ab-b124-b1f7ff451179" xsi:nil="true"/>
+    <TaxCatchAll xmlns="ac1d6235-51e3-4a29-8ef4-963eeebbd849" xsi:nil="true"/>
+    <Details xmlns="45c0638f-8904-45ab-b124-b1f7ff451179" xsi:nil="true"/>
+    <lcf76f155ced4ddcb4097134ff3c332f xmlns="45c0638f-8904-45ab-b124-b1f7ff451179">
+      <Terms xmlns="http://schemas.microsoft.com/office/infopath/2007/PartnerControls"/>
+    </lcf76f155ced4ddcb4097134ff3c332f>
+  </documentManagement>
+</p:properties>
 </file>
 
-<file path=customXml/itemProps3.xml><?xml version="1.0" encoding="utf-8"?>
+<file path=customXml/itemProps1.xml><?xml version="1.0" encoding="utf-8"?>
 <ds:datastoreItem xmlns:ds="http://schemas.openxmlformats.org/officeDocument/2006/customXml" ds:itemID="{1AC208CD-C3A3-485E-B9C1-0D60E56C9FA2}">
   <ds:schemaRefs>
     <ds:schemaRef ds:uri="http://schemas.microsoft.com/office/2006/metadata/contentType"/>
@@ -4714,4 +5170,23 @@
     <ds:schemaRef ds:uri="http://schemas.microsoft.com/internal/obd"/>
   </ds:schemaRefs>
 </ds:datastoreItem>
+</file>
+
+<file path=customXml/itemProps2.xml><?xml version="1.0" encoding="utf-8"?>
+<ds:datastoreItem xmlns:ds="http://schemas.openxmlformats.org/officeDocument/2006/customXml" ds:itemID="{074F44BF-7891-45DF-8610-E3967F6E958B}">
+  <ds:schemaRefs>
+    <ds:schemaRef ds:uri="http://schemas.microsoft.com/sharepoint/v3/contenttype/forms"/>
+  </ds:schemaRefs>
+</ds:datastoreItem>
+</file>
+
+<file path=customXml/itemProps3.xml><?xml version="1.0" encoding="utf-8"?>
+<ds:datastoreItem xmlns:ds="http://schemas.openxmlformats.org/officeDocument/2006/customXml" ds:itemID="{48B5863C-B6C2-40B0-BC54-9F091453D3C8}">
+  <ds:schemaRefs>
+    <ds:schemaRef ds:uri="http://schemas.microsoft.com/office/2006/metadata/properties"/>
+    <ds:schemaRef ds:uri="http://schemas.microsoft.com/office/infopath/2007/PartnerControls"/>
+    <ds:schemaRef ds:uri="45c0638f-8904-45ab-b124-b1f7ff451179"/>
+    <ds:schemaRef ds:uri="ac1d6235-51e3-4a29-8ef4-963eeebbd849"/>
+  </ds:schemaRefs>
+</ds:datastoreItem>
 </file>